--- a/tests/org.obeonetwork.m2doc.tests/resources/mList/sampleMListInTable/sampleMListInTable-expected-generation.docx
+++ b/tests/org.obeonetwork.m2doc.tests/resources/mList/sampleMListInTable/sampleMListInTable-expected-generation.docx
@@ -101,14 +101,14 @@
               </w:rPr>
               <w:t/>
             </w:r>
-            <w:bookmarkStart w:name="id" w:id="50330797623425143034180135093577062813"/>
+            <w:bookmarkStart w:name="id" w:id="73866320748960649322456447950321293798"/>
             <w:r>
               <w:rPr>
                 <w:lang w:val="en-US"/>
               </w:rPr>
               <w:t>bookmark</w:t>
             </w:r>
-            <w:bookmarkEnd w:id="50330797623425143034180135093577062813"/>
+            <w:bookmarkEnd w:id="73866320748960649322456447950321293798"/>
           </w:p>
           <w:p>
             <w:pPr>
@@ -140,23 +140,23 @@
               </w:rPr>
               <w:t/>
             </w:r>
-            <w:r w:rsidR="2E42B62E90C4483C92B775EB60E2DA30">
+            <w:r w:rsidR="67E29A0F471045AD8355898BE4D7E5F1">
               <w:fldChar w:fldCharType="begin"/>
             </w:r>
-            <w:r w:rsidR="2E42B62E90C4483C92B775EB60E2DA30">
+            <w:r w:rsidR="67E29A0F471045AD8355898BE4D7E5F1">
               <w:instrText xml:space="preserve"> REF id \h </w:instrText>
             </w:r>
-            <w:r w:rsidR="2E42B62E90C4483C92B775EB60E2DA30">
+            <w:r w:rsidR="67E29A0F471045AD8355898BE4D7E5F1">
               <w:fldChar w:fldCharType="separate"/>
             </w:r>
-            <w:r w:rsidR="2E42B62E90C4483C92B775EB60E2DA30">
+            <w:r w:rsidR="67E29A0F471045AD8355898BE4D7E5F1">
               <w:rPr>
                 <w:noProof/>
                 <w:b w:val="on"/>
               </w:rPr>
               <w:t>bookmarkRef</w:t>
             </w:r>
-            <w:r w:rsidR="2E42B62E90C4483C92B775EB60E2DA30">
+            <w:r w:rsidR="67E29A0F471045AD8355898BE4D7E5F1">
               <w:fldChar w:fldCharType="end"/>
             </w:r>
           </w:p>

--- a/tests/org.obeonetwork.m2doc.tests/resources/mList/sampleMListInTable/sampleMListInTable-expected-generation.docx
+++ b/tests/org.obeonetwork.m2doc.tests/resources/mList/sampleMListInTable/sampleMListInTable-expected-generation.docx
@@ -101,14 +101,14 @@
               </w:rPr>
               <w:t/>
             </w:r>
-            <w:bookmarkStart w:name="id" w:id="50330797623425143034180135093577062813"/>
+            <w:bookmarkStart w:name="id" w:id="97523842678477029842707918636583140872"/>
             <w:r>
               <w:rPr>
                 <w:lang w:val="en-US"/>
               </w:rPr>
               <w:t>bookmark</w:t>
             </w:r>
-            <w:bookmarkEnd w:id="50330797623425143034180135093577062813"/>
+            <w:bookmarkEnd w:id="97523842678477029842707918636583140872"/>
           </w:p>
           <w:p>
             <w:pPr>
@@ -140,23 +140,23 @@
               </w:rPr>
               <w:t/>
             </w:r>
-            <w:r w:rsidR="2E42B62E90C4483C92B775EB60E2DA30">
+            <w:r w:rsidR="2D0C00BDF121BDB5679A4372DB36AD63">
               <w:fldChar w:fldCharType="begin"/>
             </w:r>
-            <w:r w:rsidR="2E42B62E90C4483C92B775EB60E2DA30">
+            <w:r w:rsidR="2D0C00BDF121BDB5679A4372DB36AD63">
               <w:instrText xml:space="preserve"> REF id \h </w:instrText>
             </w:r>
-            <w:r w:rsidR="2E42B62E90C4483C92B775EB60E2DA30">
+            <w:r w:rsidR="2D0C00BDF121BDB5679A4372DB36AD63">
               <w:fldChar w:fldCharType="separate"/>
             </w:r>
-            <w:r w:rsidR="2E42B62E90C4483C92B775EB60E2DA30">
+            <w:r w:rsidR="2D0C00BDF121BDB5679A4372DB36AD63">
               <w:rPr>
                 <w:noProof/>
                 <w:b w:val="on"/>
               </w:rPr>
               <w:t>bookmarkRef</w:t>
             </w:r>
-            <w:r w:rsidR="2E42B62E90C4483C92B775EB60E2DA30">
+            <w:r w:rsidR="2D0C00BDF121BDB5679A4372DB36AD63">
               <w:fldChar w:fldCharType="end"/>
             </w:r>
           </w:p>
